--- a/cases/PA26-1238-I-A/一种悬索桥钢混组合梁原位叠合浇筑施工方法-权利要求修订稿.docx
+++ b/cases/PA26-1238-I-A/一种悬索桥钢混组合梁原位叠合浇筑施工方法-权利要求修订稿.docx
@@ -186,7 +186,7 @@
         <w:rPr>
           <w:rFonts w:ascii="Times New Roman" w:hAnsi="Times New Roman" w:eastAsia="宋体"/>
         </w:rPr>
-        <w:t>本发明涉及桥梁工程施工技术领域，公开了一种悬索桥钢混组合梁原位叠合浇筑施工方法：将钢主梁节段吊装并纵向连接成连续钢梁骨架，铺设预制混凝土桥面板并形成湿接缝；将吊索节段与湿接缝分别编号，并划分吊索区湿接缝与非吊索区湿接缝；第一阶段先浇筑预设跨中区段的非吊索区湿接缝，再按编号分批次、对称且跳仓浇筑其余非吊索区湿接缝；待湿接缝混凝土达到预设强度后，第二阶段按编号对称、分批次浇筑吊索区湿接缝，形成组合截面。该方法可在不设置外部等效配重的条件下改善主缆施工线形控制，并减轻吊点过早形成组合约束带来的不利受力影响。</w:t>
+        <w:t>本发明涉及桥梁工程施工技术领域，公开了一种悬索桥钢混组合梁原位叠合浇筑施工方法：将钢主梁节段吊装并纵向连接成连续钢梁骨架，铺设预制混凝土桥面板并形成湿接缝；将吊索节段与湿接缝分别编号，并划分吊索区湿接缝与非吊索区湿接缝；第一阶段先浇筑预设跨中区段的非吊索区湿接缝，再按编号循环隔仓浇筑并回填被跳过节段；待混凝土达到预设强度后，第二阶段按编号对称、分批次浇筑吊索区湿接缝，形成组合截面。该方法可不设外部等效配重而改善主缆施工线形控制，并减轻吊点过早形成组合约束带来的不利受力影响。</w:t>
       </w:r>
     </w:p>
     <w:p>
@@ -652,7 +652,7 @@
         <w:rPr>
           <w:rFonts w:ascii="Times New Roman" w:hAnsi="Times New Roman" w:eastAsia="宋体"/>
         </w:rPr>
-        <w:t>S3、基于所述吊索节段的编号、所述湿接缝的编号及所述对称节段对，分批次进行第一阶段浇筑：将以跨中为中心、由编号连续的对称节段对组成并对称延伸的区段作为预设跨中区段，先浇筑所述预设跨中区段内各吊索节段所归属的非吊索区湿接缝；再由跨中向两侧索塔对称且跳仓浇筑其余非吊索区湿接缝；每一浇筑批次同步浇筑同一对称节段对中尚未浇筑的非吊索区湿接缝；所述跳仓是指：本批次所选取对称节段对的吊索节段编号与上一浇筑批次所浇筑对称节段对的吊索节段编号之差的绝对值不小于2；</w:t>
+        <w:t>S3、基于所述吊索节段的编号、所述湿接缝的编号及所述对称节段对，分批次进行第一阶段浇筑：将以跨中为中心、由编号连续的对称节段对组成并对称延伸的区段作为预设跨中区段，先浇筑所述预设跨中区段内各吊索节段所归属的非吊索区湿接缝，得到尚未浇筑的其余非吊索区湿接缝；再对所述其余非吊索区湿接缝循环进行隔仓浇筑和回填浇筑，直至所述其余非吊索区湿接缝全部浇筑完成；每一浇筑批次同步浇筑同一对称节段对中尚未浇筑的非吊索区湿接缝；所述隔仓浇筑为由跨中向两侧索塔分多个浇筑批次选取对称节段对并浇筑其所归属的非吊索区湿接缝，本批次所选取对称节段对的吊索节段编号与上一浇筑批次所浇筑对称节段对的吊索节段编号之差的绝对值不小于2，且本轮隔仓浇筑中任意两个已浇筑对称节段对的吊索节段编号之差的绝对值均不小于2，将本轮隔仓浇筑中未被选取浇筑的对称节段对作为被跳过的对称节段对；所述回填浇筑为在所述隔仓浇筑之后，由跨中向两侧索塔分多个浇筑批次对称浇筑所述被跳过的对称节段对中尚未浇筑的非吊索区湿接缝；</w:t>
       </w:r>
     </w:p>
     <w:p>
@@ -698,7 +698,7 @@
         <w:rPr>
           <w:rFonts w:ascii="Times New Roman" w:hAnsi="Times New Roman" w:eastAsia="宋体"/>
         </w:rPr>
-        <w:t>S4、在所述第一阶段的湿接缝混凝土达到预设强度的情况下，开始第二阶段浇筑：由跨中向两侧索塔分多个浇筑批次对称浇筑各吊索节段所归属的吊索区湿接缝，每一浇筑批次同步浇筑同一对称节段对中尚未浇筑的吊索区湿接缝，直至全部已编号的湿接缝浇筑完成。</w:t>
+        <w:t>S4、基于所述第一阶段浇筑完成的非吊索区湿接缝，在所述第一阶段的湿接缝混凝土达到预设强度的情况下，开始第二阶段浇筑：由跨中向两侧索塔分多个浇筑批次对称浇筑各吊索节段所归属的吊索区湿接缝，每一浇筑批次同步浇筑同一对称节段对中尚未浇筑的吊索区湿接缝，直至全部已编号的湿接缝浇筑完成。</w:t>
       </w:r>
     </w:p>
     <w:p>
@@ -823,7 +823,7 @@
         <w:rPr>
           <w:rFonts w:ascii="Times New Roman" w:hAnsi="Times New Roman" w:eastAsia="宋体"/>
         </w:rPr>
-        <w:t>S33、判断(H₁−H₀)/H₀是否小于或等于15%，若是，则继续按吊索节段编号由小到大对称选取尚未浇筑的非吊索区湿接缝，并重复S32至S33；若否，则判定所述预设跨中区段浇筑完成，并进入再由跨中向两侧索塔逐批次、对称且跳仓浇筑其余非吊索区湿接缝的步骤。</w:t>
+        <w:t>S33、判断(H₁−H₀)/H₀是否小于或等于15%，若是，则继续按吊索节段编号由小到大对称选取尚未浇筑的非吊索区湿接缝，并重复S32至S33；若否，则判定所述预设跨中区段浇筑完成，得到尚未浇筑的其余非吊索区湿接缝，并进入对所述其余非吊索区湿接缝循环进行隔仓浇筑和回填浇筑的步骤。</w:t>
       </w:r>
     </w:p>
     <w:p>
@@ -869,7 +869,7 @@
         <w:rPr>
           <w:rFonts w:ascii="Times New Roman" w:hAnsi="Times New Roman" w:eastAsia="宋体"/>
         </w:rPr>
-        <w:t>3.根据权利要求1所述的悬索桥钢混组合梁原位叠合浇筑施工方法，其特征在于，所述S3中由跨中向两侧索塔对称且跳仓浇筑其余非吊索区湿接缝包括以下步骤：</w:t>
+        <w:t>3.根据权利要求1所述的悬索桥钢混组合梁原位叠合浇筑施工方法，其特征在于，所述S3中对所述其余非吊索区湿接缝循环进行隔仓浇筑和回填浇筑包括以下步骤：</w:t>
       </w:r>
     </w:p>
     <w:p>
@@ -947,7 +947,7 @@
         <w:rPr>
           <w:rFonts w:ascii="Times New Roman" w:hAnsi="Times New Roman" w:eastAsia="宋体"/>
         </w:rPr>
-        <w:t>S36、在尚未浇筑、且吊索节段编号与上一浇筑批次所浇筑对称节段对的吊索节段编号之差的绝对值不小于2的各对称节段对中，选取使δₖ最接近0的对称节段对作为本批次浇筑对象，并同步浇筑该对称节段对中尚未浇筑的非吊索区湿接缝。</w:t>
+        <w:t>S36、在尚未浇筑、且吊索节段编号与上一浇筑批次所浇筑对称节段对的吊索节段编号之差的绝对值不小于2、并与本轮隔仓浇筑中已浇筑对称节段对的吊索节段编号之差的绝对值均不小于2的各对称节段对中，选取使δₖ最接近0的对称节段对作为本批次浇筑对象，并同步浇筑该对称节段对中尚未浇筑的非吊索区湿接缝；本轮隔仓浇筑的首个浇筑批次仅要求与上一浇筑批次的吊索节段编号之差的绝对值不小于2；S37、重复S34至S36，直至不存在同时满足S36所述编号差约束的尚未浇筑对称节段对，将本轮隔仓浇筑中未被选取浇筑的对称节段对作为被跳过的对称节段对；S38、在所述隔仓浇筑之后，对所述被跳过的对称节段对，由跨中向两侧索塔按吊索节段编号分多个浇筑批次，对称浇筑其中尚未浇筑的非吊索区湿接缝；S39、重复S34至S38，直至所述其余非吊索区湿接缝全部浇筑完成。</w:t>
       </w:r>
     </w:p>
     <w:p>
@@ -2095,7 +2095,7 @@
         <w:rPr>
           <w:rFonts w:ascii="Times New Roman" w:hAnsi="Times New Roman" w:eastAsia="宋体"/>
         </w:rPr>
-        <w:t>S3、基于所述吊索节段的编号、所述湿接缝的编号及所述对称节段对，分批次进行第一阶段浇筑：将以跨中为中心、由编号连续的对称节段对组成并对称延伸的区段作为预设跨中区段，先浇筑所述预设跨中区段内各吊索节段所归属的非吊索区湿接缝；再由跨中向两侧索塔对称且跳仓浇筑其余非吊索区湿接缝；每一浇筑批次同步浇筑同一对称节段对中尚未浇筑的非吊索区湿接缝；所述跳仓是指：本批次所选取对称节段对的吊索节段编号与上一浇筑批次所浇筑对称节段对的吊索节段编号之差的绝对值不小于2；</w:t>
+        <w:t>S3、基于所述吊索节段的编号、所述湿接缝的编号及所述对称节段对，分批次进行第一阶段浇筑：将以跨中为中心、由编号连续的对称节段对组成并对称延伸的区段作为预设跨中区段，先浇筑所述预设跨中区段内各吊索节段所归属的非吊索区湿接缝，得到尚未浇筑的其余非吊索区湿接缝；再对所述其余非吊索区湿接缝循环进行隔仓浇筑和回填浇筑，直至所述其余非吊索区湿接缝全部浇筑完成；每一浇筑批次同步浇筑同一对称节段对中尚未浇筑的非吊索区湿接缝；所述隔仓浇筑为由跨中向两侧索塔分多个浇筑批次选取对称节段对并浇筑其所归属的非吊索区湿接缝，本批次所选取对称节段对的吊索节段编号与上一浇筑批次所浇筑对称节段对的吊索节段编号之差的绝对值不小于2，且本轮隔仓浇筑中任意两个已浇筑对称节段对的吊索节段编号之差的绝对值均不小于2，将本轮隔仓浇筑中未被选取浇筑的对称节段对作为被跳过的对称节段对；所述回填浇筑为在所述隔仓浇筑之后，由跨中向两侧索塔分多个浇筑批次对称浇筑所述被跳过的对称节段对中尚未浇筑的非吊索区湿接缝；</w:t>
       </w:r>
     </w:p>
     <w:p>
@@ -2141,7 +2141,7 @@
         <w:rPr>
           <w:rFonts w:ascii="Times New Roman" w:hAnsi="Times New Roman" w:eastAsia="宋体"/>
         </w:rPr>
-        <w:t>S4、在所述第一阶段的湿接缝混凝土达到预设强度的情况下，开始第二阶段浇筑：由跨中向两侧索塔分多个浇筑批次对称浇筑各吊索节段所归属的吊索区湿接缝，每一浇筑批次同步浇筑同一对称节段对中尚未浇筑的吊索区湿接缝，直至全部已编号的湿接缝浇筑完成。</w:t>
+        <w:t>S4、基于所述第一阶段浇筑完成的非吊索区湿接缝，在所述第一阶段的湿接缝混凝土达到预设强度的情况下，开始第二阶段浇筑：由跨中向两侧索塔分多个浇筑批次对称浇筑各吊索节段所归属的吊索区湿接缝，每一浇筑批次同步浇筑同一对称节段对中尚未浇筑的吊索区湿接缝，直至全部已编号的湿接缝浇筑完成。</w:t>
       </w:r>
     </w:p>
     <w:p>
@@ -2247,7 +2247,7 @@
         <w:rPr>
           <w:rFonts w:ascii="Times New Roman" w:hAnsi="Times New Roman" w:eastAsia="宋体"/>
         </w:rPr>
-        <w:t>S33、判断(H₁−H₀)/H₀是否小于或等于15%，若是，则继续按吊索节段编号由小到大对称选取尚未浇筑的非吊索区湿接缝，并重复S32至S33；若否，则判定所述预设跨中区段浇筑完成，并进入再由跨中向两侧索塔逐批次、对称且跳仓浇筑其余非吊索区湿接缝的步骤。</w:t>
+        <w:t>S33、判断(H₁−H₀)/H₀是否小于或等于15%，若是，则继续按吊索节段编号由小到大对称选取尚未浇筑的非吊索区湿接缝，并重复S32至S33；若否，则判定所述预设跨中区段浇筑完成，得到尚未浇筑的其余非吊索区湿接缝，并进入对所述其余非吊索区湿接缝循环进行隔仓浇筑和回填浇筑的步骤。</w:t>
       </w:r>
     </w:p>
     <w:p>
@@ -2273,7 +2273,7 @@
         <w:rPr>
           <w:rFonts w:ascii="Times New Roman" w:hAnsi="Times New Roman" w:eastAsia="宋体"/>
         </w:rPr>
-        <w:t>进一步地，所述S3中由跨中向两侧索塔对称且跳仓浇筑其余非吊索区湿接缝时，按照以下步骤进行：</w:t>
+        <w:t>进一步地，所述S3中对所述其余非吊索区湿接缝循环进行隔仓浇筑和回填浇筑时，按照以下步骤进行：</w:t>
       </w:r>
     </w:p>
     <w:p>
@@ -2351,7 +2351,7 @@
         <w:rPr>
           <w:rFonts w:ascii="Times New Roman" w:hAnsi="Times New Roman" w:eastAsia="宋体"/>
         </w:rPr>
-        <w:t>S36、在尚未浇筑、且吊索节段编号与上一浇筑批次所浇筑对称节段对的吊索节段编号之差的绝对值不小于2的各对称节段对中，选取使δₖ最接近0的对称节段对作为本批次浇筑对象，并同步浇筑该对称节段对中尚未浇筑的非吊索区湿接缝。</w:t>
+        <w:t>S36、在尚未浇筑、且吊索节段编号与上一浇筑批次所浇筑对称节段对的吊索节段编号之差的绝对值不小于2、并与本轮隔仓浇筑中已浇筑对称节段对的吊索节段编号之差的绝对值均不小于2的各对称节段对中，选取使δₖ最接近0的对称节段对作为本批次浇筑对象，并同步浇筑该对称节段对中尚未浇筑的非吊索区湿接缝；本轮隔仓浇筑的首个浇筑批次仅要求与上一浇筑批次的吊索节段编号之差的绝对值不小于2；S37、重复S34至S36，直至不存在同时满足S36所述编号差约束的尚未浇筑对称节段对，将本轮隔仓浇筑中未被选取浇筑的对称节段对作为被跳过的对称节段对；S38、在所述隔仓浇筑之后，对所述被跳过的对称节段对，由跨中向两侧索塔按吊索节段编号分多个浇筑批次，对称浇筑其中尚未浇筑的非吊索区湿接缝；S39、重复S34至S38，直至所述其余非吊索区湿接缝全部浇筑完成。</w:t>
       </w:r>
     </w:p>
     <w:p>
@@ -2819,7 +2819,7 @@
         <w:rPr>
           <w:rFonts w:ascii="Times New Roman" w:hAnsi="Times New Roman" w:eastAsia="宋体"/>
         </w:rPr>
-        <w:t>与现有技术相比，本发明的有益效果在于：通过将吊索节段与湿接缝分别编号，并将湿接缝划分为吊索区湿接缝与非吊索区湿接缝，在第一阶段先浇筑预设跨中区段的非吊索区湿接缝、再按对称节段对编号分批次、对称且跳仓浇筑其余非吊索区湿接缝，待湿接缝混凝土达到预设强度后，再于第二阶段按编号对称、分批次浇筑吊索区湿接缝以形成组合截面，能够在不设置外部等效配重的条件下，借助分区、分阶段及按编号组织的跳仓浇筑次序对主缆几何刚度与变形进行调控，从而改善施工期主缆线形控制效果，并减轻吊点部位过早形成组合约束所带来的不利受力影响。</w:t>
+        <w:t>与现有技术相比，本发明的有益效果在于：通过将吊索节段与湿接缝分别编号，并将湿接缝划分为吊索区湿接缝与非吊索区湿接缝，在第一阶段先浇筑预设跨中区段的非吊索区湿接缝、再按对称节段对编号循环进行隔仓浇筑并回填被跳过的对称节段对，待湿接缝混凝土达到预设强度后，再于第二阶段按编号对称、分批次浇筑吊索区湿接缝以形成组合截面，能够在不设置外部等效配重的条件下，借助分区、分阶段及按编号组织的循环跳仓浇筑次序对主缆几何刚度与变形进行调控，从而改善施工期主缆线形控制效果，并减轻吊点部位过早形成组合约束所带来的不利受力影响。</w:t>
       </w:r>
     </w:p>
     <w:p>
@@ -3383,7 +3383,7 @@
         <w:rPr>
           <w:rFonts w:ascii="Times New Roman" w:hAnsi="Times New Roman" w:eastAsia="宋体"/>
         </w:rPr>
-        <w:t>S3、基于所述吊索节段的编号、所述湿接缝的编号及所述对称节段对，分批次进行第一阶段浇筑：将以跨中为中心、由编号连续的对称节段对组成并对称延伸的区段作为预设跨中区段，先浇筑所述预设跨中区段内各吊索节段所归属的非吊索区湿接缝；再由跨中向两侧索塔对称且跳仓浇筑其余非吊索区湿接缝；每一浇筑批次同步浇筑同一对称节段对中尚未浇筑的非吊索区湿接缝；所述跳仓是指：本批次所选取对称节段对的吊索节段编号与上一浇筑批次所浇筑对称节段对的吊索节段编号之差的绝对值不小于2；</w:t>
+        <w:t>S3、基于所述吊索节段的编号、所述湿接缝的编号及所述对称节段对，分批次进行第一阶段浇筑：将以跨中为中心、由编号连续的对称节段对组成并对称延伸的区段作为预设跨中区段，先浇筑所述预设跨中区段内各吊索节段所归属的非吊索区湿接缝，得到尚未浇筑的其余非吊索区湿接缝；再对所述其余非吊索区湿接缝循环进行隔仓浇筑和回填浇筑，直至所述其余非吊索区湿接缝全部浇筑完成；每一浇筑批次同步浇筑同一对称节段对中尚未浇筑的非吊索区湿接缝；所述隔仓浇筑为由跨中向两侧索塔分多个浇筑批次选取对称节段对并浇筑其所归属的非吊索区湿接缝，本批次所选取对称节段对的吊索节段编号与上一浇筑批次所浇筑对称节段对的吊索节段编号之差的绝对值不小于2，且本轮隔仓浇筑中任意两个已浇筑对称节段对的吊索节段编号之差的绝对值均不小于2，将本轮隔仓浇筑中未被选取浇筑的对称节段对作为被跳过的对称节段对；所述回填浇筑为在所述隔仓浇筑之后，由跨中向两侧索塔分多个浇筑批次对称浇筑所述被跳过的对称节段对中尚未浇筑的非吊索区湿接缝；</w:t>
       </w:r>
     </w:p>
     <w:p>
@@ -3415,7 +3415,7 @@
         <w:rPr>
           <w:rFonts w:ascii="Times New Roman" w:hAnsi="Times New Roman" w:eastAsia="宋体"/>
         </w:rPr>
-        <w:t>S4、在所述第一阶段的湿接缝混凝土达到预设强度的情况下，开始第二阶段浇筑：由跨中向两侧索塔分多个浇筑批次对称浇筑各吊索节段所归属的吊索区湿接缝，每一浇筑批次同步浇筑同一对称节段对中尚未浇筑的吊索区湿接缝，直至全部已编号的湿接缝浇筑完成并形成组合截面。</w:t>
+        <w:t>S4、基于所述第一阶段浇筑完成的非吊索区湿接缝，在所述第一阶段的湿接缝混凝土达到预设强度的情况下，开始第二阶段浇筑：由跨中向两侧索塔分多个浇筑批次对称浇筑各吊索节段所归属的吊索区湿接缝，每一浇筑批次同步浇筑同一对称节段对中尚未浇筑的吊索区湿接缝，直至全部已编号的湿接缝浇筑完成并形成组合截面。</w:t>
       </w:r>
     </w:p>
     <w:p>
@@ -3434,7 +3434,7 @@
         <w:rPr>
           <w:rFonts w:ascii="Times New Roman" w:hAnsi="Times New Roman" w:eastAsia="宋体"/>
         </w:rPr>
-        <w:t>如图1所示，本实施例中，所述连续钢梁骨架是指钢主梁节段吊装就位并完成纵向连接后、尚未与预制混凝土桥面板通过湿接缝形成组合作用的连续钢结构体系；该阶段钢梁以裸梁或准裸梁状态承担后续桥面板及湿接缝施工荷载。所述湿接缝是指相邻预制混凝土桥面板之间预留并待现浇充填的接缝区域，用于使预制板与钢梁经抗剪连接件协同工作。所述吊索节段是指相邻两根吊索之间的桥纵向区段。沿纵桥向以主缆跨中为基准对吊索节段编号：跨中左侧依次编号为L1、L2直至Ln，编号增大的方向朝向左侧索塔；跨中右侧依次编号为R1、R2直至Rn，编号增大的方向朝向右侧索塔；n为跨中一侧吊索节段的数量。编号相同的Lk与Rk构成对称节段对，同一浇筑批次同步浇筑该对称节段对。沿纵桥向将各湿接缝依次编号为J1、J2直至Jp，p为湿接缝总数；各湿接缝按其纵向位置归属至相应编号的吊索节段。所述吊索区湿接缝是指位于吊索中心线两侧预设范围内、对应吊点附近的湿接缝区段；所述非吊索区湿接缝是指除吊索区湿接缝以外的其余湿接缝区段。所述预设范围用于界定吊点附近需滞后浇筑的接缝宽度，其具体取值可按工程设计确定。所述预设跨中区段是指以主缆跨中为中心、由编号连续的对称节段对组成并对称延伸、用于优先浇筑以提升主缆水平张力并建立初始几何刚度基准的区段。所述分批次浇筑是指每一浇筑批次对应一个对称节段对编号，仅浇筑该对中本阶段应浇且尚未浇筑的湿接缝。所述对称浇筑是指同一批次同步浇筑编号相同的左侧吊索节段与右侧吊索节段所归属的相应湿接缝。所述跳仓是指本批次所选取对称节段对的吊索节段编号与上一浇筑批次所浇筑对称节段对的吊索节段编号之差的绝对值不小于2，从而沿纵桥向至少间隔一个吊索节段，避免相邻区段同步硬化；该约束相对于上一浇筑批次而非全部已浇筑节段，以便在后续批次回填被跳过的编号。所述预设强度是指第一阶段湿接缝混凝土达到可进入第二阶段浇筑所要求的强度控制值，例如达到设计强度的预设比例。所述组合截面是指湿接缝硬化并与钢梁、预制桥面板通过抗剪连接件协同工作后形成的钢—混凝土共同受力截面。</w:t>
+        <w:t>如图1所示，本实施例中，所述连续钢梁骨架是指钢主梁节段吊装就位并完成纵向连接后、尚未与预制混凝土桥面板通过湿接缝形成组合作用的连续钢结构体系；该阶段钢梁以裸梁或准裸梁状态承担后续桥面板及湿接缝施工荷载。所述湿接缝是指相邻预制混凝土桥面板之间预留并待现浇充填的接缝区域，用于使预制板与钢梁经抗剪连接件协同工作。所述吊索节段是指相邻两根吊索之间的桥纵向区段。沿纵桥向以主缆跨中为基准对吊索节段编号：跨中左侧依次编号为L1、L2直至Ln，编号增大的方向朝向左侧索塔；跨中右侧依次编号为R1、R2直至Rn，编号增大的方向朝向右侧索塔；n为跨中一侧吊索节段的数量。编号相同的Lk与Rk构成对称节段对，同一浇筑批次同步浇筑该对称节段对。沿纵桥向将各湿接缝依次编号为J1、J2直至Jp，p为湿接缝总数；各湿接缝按其纵向位置归属至相应编号的吊索节段。所述吊索区湿接缝是指位于吊索中心线两侧预设范围内、对应吊点附近的湿接缝区段；所述非吊索区湿接缝是指除吊索区湿接缝以外的其余湿接缝区段。所述预设范围用于界定吊点附近需滞后浇筑的接缝宽度，其具体取值可按工程设计确定。所述预设跨中区段是指以主缆跨中为中心、由编号连续的对称节段对组成并对称延伸、用于优先浇筑以提升主缆水平张力并建立初始几何刚度基准的区段。所述分批次浇筑是指每一浇筑批次对应一个对称节段对编号，仅浇筑该对中本阶段应浇且尚未浇筑的湿接缝。所述对称浇筑是指同一批次同步浇筑编号相同的左侧吊索节段与右侧吊索节段所归属的相应湿接缝。所述隔仓浇筑是指由跨中向两侧索塔分多个浇筑批次选取对称节段对并浇筑，本批次编号与上一浇筑批次编号之差的绝对值不小于2，且本轮内任意两个已浇筑对称节段对的编号之差的绝对值均不小于2，从而沿纵桥向至少间隔一个吊索节段，避免相邻区段同步硬化；本轮隔仓浇筑中未被选取浇筑的对称节段对即为被跳过的对称节段对。所述回填浇筑是指在隔仓浇筑之后，再分批次对称浇筑所述被跳过的对称节段对中尚未浇筑的非吊索区湿接缝。所述循环跳仓浇筑是指对跨中区段浇筑完成后剩余的非吊索区湿接缝，重复进行隔仓浇筑和回填浇筑，直至全部浇筑完成。例如，隔仓浇筑选取编号为5、7、9的对称节段对后，编号为4、6、8的对称节段对属于被跳过的对称节段对，由回填浇筑按编号分批次浇筑；若回填后仍有尚未浇筑的其余非吊索区湿接缝，则再进行下一轮隔仓浇筑和回填浇筑。所述预设强度是指第一阶段湿接缝混凝土达到可进入第二阶段浇筑所要求的强度控制值，例如达到设计强度的预设比例。所述组合截面是指湿接缝硬化并与钢梁、预制桥面板通过抗剪连接件协同工作后形成的钢—混凝土共同受力截面。</w:t>
       </w:r>
     </w:p>
     <w:p>
@@ -3652,7 +3652,7 @@
         <w:rPr>
           <w:rFonts w:ascii="Times New Roman" w:hAnsi="Times New Roman" w:eastAsia="宋体"/>
         </w:rPr>
-        <w:t>第一阶段仅浇筑非吊索区湿接缝，且不依赖水箱、砂袋等外部等效配重。先浇筑预设跨中区段内各已编号吊索节段所归属的非吊索区湿接缝，跨中加载使主缆产生可控下沉的同时提升水平张力。依托工程尺度的分析与监测表明，跨中非吊点区湿接缝优先浇筑完成后，主缆水平张力较浇筑前可提升，几何刚度相应同步提升，从而使后续加载引起的竖向位移响应减小，为后续两端浇筑建立更高的刚度基准。随后由跨中向两侧索塔按对称节段对编号分批次、对称、跳仓推进其余非吊索区浇筑：对称用于保持左右平衡、抑制塔偏与线形偏斜，体现为同一批次同步浇筑Lk与Rk；分批次用于使荷载增加、张力提升、后续变形抑制的过程按编号阶梯推进；跳仓用于避免连续区段同步硬化造成局部刚度突变和变形集中，并将荷载效应分散到多个施工段，其编号规则为：本批次对称节段对编号k与上一浇筑批次编号之差的绝对值不小于2。例如，上一批次浇筑L5、R5所归属的非吊索区湿接缝后，本批次不得选取编号为4或6的对称节段对，可选取编号为3、7等满足该差值条件且尚未浇筑的对称节段对。两端区域加载时，可利用主缆变形影响线沿跨径正负交替的“波浪特性”：两端加载可在跨中产生约反向隆起效应，对前期跨中下沉形成补偿，使主缆线形向目标状态回归。由此，第一阶段形成跨中优先建立刚度，两端按编号对称跳仓对消变形的自平衡过程。</w:t>
+        <w:t>第一阶段仅浇筑非吊索区湿接缝，且不依赖水箱、砂袋等外部等效配重。先浇筑预设跨中区段内各已编号吊索节段所归属的非吊索区湿接缝，跨中加载使主缆产生可控下沉的同时提升水平张力。依托工程尺度的分析与监测表明，跨中非吊点区湿接缝优先浇筑完成后，主缆水平张力较浇筑前可提升，几何刚度相应同步提升，从而使后续加载引起的竖向位移响应减小，为后续两端浇筑建立更高的刚度基准。随后由跨中向两侧索塔对所述其余非吊索区湿接缝循环进行隔仓浇筑和回填浇筑：对称用于保持左右平衡、抑制塔偏与线形偏斜，体现为同一批次同步浇筑Lk与Rk；分批次用于使荷载增加、张力提升、后续变形抑制的过程按编号阶梯推进；隔仓浇筑用于避免连续区段同步硬化造成局部刚度突变和变形集中，其编号规则为：本批次对称节段对编号k与上一浇筑批次编号之差的绝对值不小于2，且本轮已浇筑对称节段对彼此编号差的绝对值均不小于2。隔仓浇筑结束后，本轮未被选取的对称节段对即为被跳过的对称节段对，随后进入回填浇筑，由跨中向两侧索塔按编号分批次对称浇筑上述被跳过的对称节段对。例如，隔仓浇筑选取L5/R5、L7/R7、L9/R9后，L4/R4、L6/R6、L8/R8为被跳过的对称节段对，回填浇筑再依次浇筑上述被跳过节段所归属的非吊索区湿接缝；若一轮隔仓加回填后仍有剩余，则重复隔仓浇筑和回填浇筑，直至其余非吊索区湿接缝全部浇筑完成。两端区域加载时，可利用主缆变形影响线沿跨径正负交替的“波浪特性”：两端加载可在跨中产生约反向隆起效应，对前期跨中下沉形成补偿，使主缆线形向目标状态回归。由此，第一阶段形成跨中优先建立刚度，两端按编号对称跳仓对消变形的自平衡过程。</w:t>
       </w:r>
     </w:p>
     <w:p>
@@ -3944,7 +3944,7 @@
         <w:rPr>
           <w:rFonts w:ascii="Times New Roman" w:hAnsi="Times New Roman" w:eastAsia="宋体"/>
         </w:rPr>
-        <w:t>S33、判断(H₁−H₀)/H₀是否小于或等于15%，若是，则继续按吊索节段编号由小到大对称选取尚未浇筑的非吊索区湿接缝，并重复S32至S33；若否，则判定所述预设跨中区段浇筑完成，并进入再由跨中向两侧索塔逐批次、对称且跳仓浇筑其余非吊索区湿接缝的步骤。</w:t>
+        <w:t>S33、判断(H₁−H₀)/H₀是否小于或等于15%，若是，则继续按吊索节段编号由小到大对称选取尚未浇筑的非吊索区湿接缝，并重复S32至S33；若否，则判定所述预设跨中区段浇筑完成，得到尚未浇筑的其余非吊索区湿接缝，并进入对所述其余非吊索区湿接缝循环进行隔仓浇筑和回填浇筑的步骤。</w:t>
       </w:r>
     </w:p>
     <w:p>
@@ -4171,7 +4171,7 @@
         <w:rPr>
           <w:rFonts w:ascii="Times New Roman" w:hAnsi="Times New Roman" w:eastAsia="宋体"/>
         </w:rPr>
-        <w:t>进一步地，在浇筑跨中与两侧索塔之间区段的非吊索区湿接缝时，按照以下步骤进行：</w:t>
+        <w:t>进一步地，在对所述其余非吊索区湿接缝循环进行隔仓浇筑和回填浇筑时，按照以下步骤进行：</w:t>
       </w:r>
     </w:p>
     <w:p>
@@ -4249,7 +4249,7 @@
         <w:rPr>
           <w:rFonts w:ascii="Times New Roman" w:hAnsi="Times New Roman" w:eastAsia="宋体"/>
         </w:rPr>
-        <w:t>S36、在尚未浇筑、且吊索节段编号与上一浇筑批次所浇筑对称节段对的吊索节段编号之差的绝对值不小于2的各对称节段对中，选取使δₖ最接近0的对称节段对作为本批次浇筑对象，并同步浇筑该对称节段对中尚未浇筑的非吊索区湿接缝。</w:t>
+        <w:t>S36、在尚未浇筑、且吊索节段编号与上一浇筑批次所浇筑对称节段对的吊索节段编号之差的绝对值不小于2、并与本轮隔仓浇筑中已浇筑对称节段对的吊索节段编号之差的绝对值均不小于2的各对称节段对中，选取使δₖ最接近0的对称节段对作为本批次浇筑对象，并同步浇筑该对称节段对中尚未浇筑的非吊索区湿接缝；本轮隔仓浇筑的首个浇筑批次仅要求与上一浇筑批次的吊索节段编号之差的绝对值不小于2；S37、重复S34至S36，直至不存在同时满足S36所述编号差约束的尚未浇筑对称节段对，将本轮隔仓浇筑中未被选取浇筑的对称节段对作为被跳过的对称节段对；S38、在所述隔仓浇筑之后，对所述被跳过的对称节段对，由跨中向两侧索塔按吊索节段编号分多个浇筑批次，对称浇筑其中尚未浇筑的非吊索区湿接缝；S39、重复S34至S38，直至所述其余非吊索区湿接缝全部浇筑完成。</w:t>
       </w:r>
     </w:p>
     <w:p>
@@ -4879,7 +4879,7 @@
         <w:rPr>
           <w:rFonts w:ascii="Times New Roman" w:hAnsi="Times New Roman" w:eastAsia="宋体"/>
         </w:rPr>
-        <w:t>在候选集合上再施加跳仓约束：仅保留吊索节段编号与上一浇筑批次所浇筑对称节段对的吊索节段编号之差的绝对值不小于2的对称节段对，以避免连续相邻区段同步硬化造成局部刚度突变和变形集中；该约束相对于上一浇筑批次，因而被跳过的编号仍可在后续批次回填。然后在该集合中选取使δₖ最接近0的对称节段对作为本批次浇筑对象。选取最接近0而非简单按里程推进，是为了在每一批次都尽量把跨中位移往零位收敛，使线形在分批加载过程中持续自平衡；若始终浇筑使|δₖ|增大的节段对，则跨中位移会单向累积，失去免配重条件下的对消效果。</w:t>
+        <w:t>在候选集合上再施加隔仓约束：仅保留吊索节段编号与上一浇筑批次所浇筑对称节段对的吊索节段编号之差的绝对值不小于2、且与本轮隔仓浇筑中已浇筑对称节段对的编号之差的绝对值均不小于2的对称节段对，以避免连续相邻区段同步硬化造成局部刚度突变和变形集中。然后在该集合中选取使δₖ最接近0的对称节段对作为本批次浇筑对象。重复该比选与浇筑，直至不存在仍满足隔仓编号差约束的尚未浇筑对称节段对，本轮未被选取的对称节段对即作为被跳过的对称节段对。随后转入回填浇筑：由跨中向两侧索塔按编号分批次对称浇筑所述被跳过的对称节段对中尚未浇筑的非吊索区湿接缝。完成一轮隔仓浇筑和回填浇筑后，若仍存在尚未浇筑的其余非吊索区湿接缝，则重复隔仓浇筑和回填浇筑，直至全部浇筑完成。选取最接近0而非简单按里程推进，是为了在每一隔仓批次都尽量把跨中位移往零位收敛；若始终浇筑使|δₖ|增大的节段对，则跨中位移会单向累积，失去免配重条件下的对消效果。</w:t>
       </w:r>
     </w:p>
     <w:p>
@@ -4905,7 +4905,7 @@
         <w:rPr>
           <w:rFonts w:ascii="Times New Roman" w:hAnsi="Times New Roman" w:eastAsia="宋体"/>
         </w:rPr>
-        <w:t>在一个可选的实施方式中，若若干对称节段对的|δₖ|接近，可结合施工组织便利性，如泵送距离、仓面准备情况在其中择一；但不得突破“与上一浇筑批次的吊索节段编号之差的绝对值不小于2”的跳仓约束，也不得改用使δₖ明显偏离0的节段对来迁就施工便利。</w:t>
+        <w:t>在一个可选的实施方式中，若若干对称节段对的|δₖ|接近，可结合施工组织便利性，如泵送距离、仓面准备情况在其中择一；但隔仓浇筑不得突破编号差绝对值不小于2的约束，也不得改用使δₖ明显偏离0的节段对来迁就施工便利；回填浇筑不得遗漏被跳过的对称节段对。</w:t>
       </w:r>
     </w:p>
     <w:p>

--- a/cases/PA26-1238-I-A/一种悬索桥钢混组合梁原位叠合浇筑施工方法-权利要求修订稿.docx
+++ b/cases/PA26-1238-I-A/一种悬索桥钢混组合梁原位叠合浇筑施工方法-权利要求修订稿.docx
@@ -600,7 +600,7 @@
         <w:rPr>
           <w:rFonts w:ascii="Times New Roman" w:hAnsi="Times New Roman" w:eastAsia="宋体"/>
         </w:rPr>
-        <w:t>S1、将钢主梁节段依次吊装至悬索桥主缆的吊索上，并纵向连接成连续钢梁骨架；将预制混凝土桥面板铺设于所述连续钢梁骨架的顶面，相邻所述预制混凝土桥面板之间形成湿接缝；</w:t>
+        <w:t>S1、将钢主梁节段依次吊装至悬索桥主缆的吊索上并纵向连接成连续钢梁骨架，将预制混凝土桥面板铺设于所述连续钢梁骨架顶面，相邻所述预制混凝土桥面板之间形成湿接缝；</w:t>
       </w:r>
     </w:p>
     <w:p>
@@ -626,7 +626,7 @@
         <w:rPr>
           <w:rFonts w:ascii="Times New Roman" w:hAnsi="Times New Roman" w:eastAsia="宋体"/>
         </w:rPr>
-        <w:t>S2、沿纵桥向，以主缆跨中为基准，将相邻两根吊索之间的区段依次作为吊索节段并编号：位于所述跨中左侧的吊索节段依次编号为L1、L2直至Ln，编号增大的方向朝向左侧索塔；位于所述跨中右侧的吊索节段依次编号为R1、R2直至Rn，编号增大的方向朝向右侧索塔；n为跨中一侧吊索节段的数量；将编号相同的左侧吊索节段与右侧吊索节段作为对称节段对；沿纵桥向将各所述湿接缝依次编号为J1、J2直至Jp，p为湿接缝的总数；将位于吊索中心线两侧预设范围内的湿接缝作为吊索区湿接缝，将其余湿接缝作为非吊索区湿接缝；将编号为J1至Jp的各湿接缝按其纵向位置分别归属至编号为L1至Ln或R1至Rn的相应吊索节段；</w:t>
+        <w:t>S2、以主缆跨中为基准，将相邻两吊索之间的区段作为吊索节段并编号，跨中左侧为L1至Ln、右侧为R1至Rn，编号相同者作为对称节段对；将湿接缝编号为J1至Jp并归属至相应吊索节段；位于吊索中心线两侧预设范围内的为吊索区湿接缝，其余为非吊索区湿接缝；</w:t>
       </w:r>
     </w:p>
     <w:p>
@@ -652,7 +652,7 @@
         <w:rPr>
           <w:rFonts w:ascii="Times New Roman" w:hAnsi="Times New Roman" w:eastAsia="宋体"/>
         </w:rPr>
-        <w:t>S3、基于所述吊索节段的编号、所述湿接缝的编号及所述对称节段对，分批次进行第一阶段浇筑：将以跨中为中心、由编号连续的对称节段对组成并对称延伸的区段作为预设跨中区段，先浇筑所述预设跨中区段内各吊索节段所归属的非吊索区湿接缝，得到尚未浇筑的其余非吊索区湿接缝；再对所述其余非吊索区湿接缝循环进行隔仓浇筑和回填浇筑，直至所述其余非吊索区湿接缝全部浇筑完成；每一浇筑批次同步浇筑同一对称节段对中尚未浇筑的非吊索区湿接缝；所述隔仓浇筑为由跨中向两侧索塔分多个浇筑批次选取对称节段对并浇筑其所归属的非吊索区湿接缝，本批次所选取对称节段对的吊索节段编号与上一浇筑批次所浇筑对称节段对的吊索节段编号之差的绝对值不小于2，且本轮隔仓浇筑中任意两个已浇筑对称节段对的吊索节段编号之差的绝对值均不小于2，将本轮隔仓浇筑中未被选取浇筑的对称节段对作为被跳过的对称节段对；所述回填浇筑为在所述隔仓浇筑之后，由跨中向两侧索塔分多个浇筑批次对称浇筑所述被跳过的对称节段对中尚未浇筑的非吊索区湿接缝；</w:t>
+        <w:t>S3、基于所述编号进行第一阶段浇筑：先浇筑以跨中为中心对称延伸的预设跨中区段内非吊索区湿接缝，得到其余非吊索区湿接缝；再循环进行隔仓浇筑和回填浇筑，直至所述其余非吊索区湿接缝全部浇完；每批次同步浇筑同一对称节段对中尚未浇筑的非吊索区湿接缝；隔仓浇筑时相邻批次的吊索节段编号差的绝对值不小于2，本轮未选取的对称节段对作为被跳过的对称节段对；回填浇筑在隔仓浇筑之后浇筑所述被跳过的对称节段对；</w:t>
       </w:r>
     </w:p>
     <w:p>
@@ -698,7 +698,7 @@
         <w:rPr>
           <w:rFonts w:ascii="Times New Roman" w:hAnsi="Times New Roman" w:eastAsia="宋体"/>
         </w:rPr>
-        <w:t>S4、基于所述第一阶段浇筑完成的非吊索区湿接缝，在所述第一阶段的湿接缝混凝土达到预设强度的情况下，开始第二阶段浇筑：由跨中向两侧索塔分多个浇筑批次对称浇筑各吊索节段所归属的吊索区湿接缝，每一浇筑批次同步浇筑同一对称节段对中尚未浇筑的吊索区湿接缝，直至全部已编号的湿接缝浇筑完成。</w:t>
+        <w:t>S4、在第一阶段湿接缝混凝土达到预设强度的情况下，开始第二阶段浇筑，分批次对称浇筑吊索区湿接缝，直至全部已编号湿接缝浇筑完成。</w:t>
       </w:r>
     </w:p>
     <w:p>
@@ -2043,7 +2043,7 @@
         <w:rPr>
           <w:rFonts w:ascii="Times New Roman" w:hAnsi="Times New Roman" w:eastAsia="宋体"/>
         </w:rPr>
-        <w:t>S1、将钢主梁节段依次吊装至悬索桥主缆的吊索上，并纵向连接成连续钢梁骨架；将预制混凝土桥面板铺设于所述连续钢梁骨架的顶面，相邻所述预制混凝土桥面板之间形成湿接缝；</w:t>
+        <w:t>S1、将钢主梁节段依次吊装至悬索桥主缆的吊索上并纵向连接成连续钢梁骨架，将预制混凝土桥面板铺设于所述连续钢梁骨架顶面，相邻所述预制混凝土桥面板之间形成湿接缝；</w:t>
       </w:r>
     </w:p>
     <w:p>
@@ -2069,7 +2069,7 @@
         <w:rPr>
           <w:rFonts w:ascii="Times New Roman" w:hAnsi="Times New Roman" w:eastAsia="宋体"/>
         </w:rPr>
-        <w:t>S2、沿纵桥向，以主缆跨中为基准，将相邻两根吊索之间的区段依次作为吊索节段并编号：位于所述跨中左侧的吊索节段依次编号为L1、L2直至Ln，编号增大的方向朝向左侧索塔；位于所述跨中右侧的吊索节段依次编号为R1、R2直至Rn，编号增大的方向朝向右侧索塔；n为跨中一侧吊索节段的数量；将编号相同的左侧吊索节段与右侧吊索节段作为对称节段对；沿纵桥向将各所述湿接缝依次编号为J1、J2直至Jp，p为湿接缝的总数；将位于吊索中心线两侧预设范围内的湿接缝作为吊索区湿接缝，将其余湿接缝作为非吊索区湿接缝；将编号为J1至Jp的各湿接缝按其纵向位置分别归属至编号为L1至Ln或R1至Rn的相应吊索节段；</w:t>
+        <w:t>S2、以主缆跨中为基准，将相邻两吊索之间的区段作为吊索节段并编号，跨中左侧为L1至Ln、右侧为R1至Rn，编号相同者作为对称节段对；将湿接缝编号为J1至Jp并归属至相应吊索节段；位于吊索中心线两侧预设范围内的为吊索区湿接缝，其余为非吊索区湿接缝；</w:t>
       </w:r>
     </w:p>
     <w:p>
@@ -2095,7 +2095,7 @@
         <w:rPr>
           <w:rFonts w:ascii="Times New Roman" w:hAnsi="Times New Roman" w:eastAsia="宋体"/>
         </w:rPr>
-        <w:t>S3、基于所述吊索节段的编号、所述湿接缝的编号及所述对称节段对，分批次进行第一阶段浇筑：将以跨中为中心、由编号连续的对称节段对组成并对称延伸的区段作为预设跨中区段，先浇筑所述预设跨中区段内各吊索节段所归属的非吊索区湿接缝，得到尚未浇筑的其余非吊索区湿接缝；再对所述其余非吊索区湿接缝循环进行隔仓浇筑和回填浇筑，直至所述其余非吊索区湿接缝全部浇筑完成；每一浇筑批次同步浇筑同一对称节段对中尚未浇筑的非吊索区湿接缝；所述隔仓浇筑为由跨中向两侧索塔分多个浇筑批次选取对称节段对并浇筑其所归属的非吊索区湿接缝，本批次所选取对称节段对的吊索节段编号与上一浇筑批次所浇筑对称节段对的吊索节段编号之差的绝对值不小于2，且本轮隔仓浇筑中任意两个已浇筑对称节段对的吊索节段编号之差的绝对值均不小于2，将本轮隔仓浇筑中未被选取浇筑的对称节段对作为被跳过的对称节段对；所述回填浇筑为在所述隔仓浇筑之后，由跨中向两侧索塔分多个浇筑批次对称浇筑所述被跳过的对称节段对中尚未浇筑的非吊索区湿接缝；</w:t>
+        <w:t>S3、基于所述编号进行第一阶段浇筑：先浇筑以跨中为中心对称延伸的预设跨中区段内非吊索区湿接缝，得到其余非吊索区湿接缝；再循环进行隔仓浇筑和回填浇筑，直至所述其余非吊索区湿接缝全部浇完；每批次同步浇筑同一对称节段对中尚未浇筑的非吊索区湿接缝；隔仓浇筑时相邻批次的吊索节段编号差的绝对值不小于2，本轮未选取的对称节段对作为被跳过的对称节段对；回填浇筑在隔仓浇筑之后浇筑所述被跳过的对称节段对；</w:t>
       </w:r>
     </w:p>
     <w:p>
@@ -2141,7 +2141,7 @@
         <w:rPr>
           <w:rFonts w:ascii="Times New Roman" w:hAnsi="Times New Roman" w:eastAsia="宋体"/>
         </w:rPr>
-        <w:t>S4、基于所述第一阶段浇筑完成的非吊索区湿接缝，在所述第一阶段的湿接缝混凝土达到预设强度的情况下，开始第二阶段浇筑：由跨中向两侧索塔分多个浇筑批次对称浇筑各吊索节段所归属的吊索区湿接缝，每一浇筑批次同步浇筑同一对称节段对中尚未浇筑的吊索区湿接缝，直至全部已编号的湿接缝浇筑完成。</w:t>
+        <w:t>S4、在第一阶段湿接缝混凝土达到预设强度的情况下，开始第二阶段浇筑，分批次对称浇筑吊索区湿接缝，直至全部已编号湿接缝浇筑完成。</w:t>
       </w:r>
     </w:p>
     <w:p>
@@ -3345,7 +3345,7 @@
         <w:rPr>
           <w:rFonts w:ascii="Times New Roman" w:hAnsi="Times New Roman" w:eastAsia="宋体"/>
         </w:rPr>
-        <w:t>S1、将钢主梁节段依次吊装至悬索桥主缆的吊索上，并纵向连接成连续钢梁骨架；将预制混凝土桥面板铺设于所述连续钢梁骨架的顶面，相邻所述预制混凝土桥面板之间形成湿接缝；</w:t>
+        <w:t>S1、将钢主梁节段依次吊装至悬索桥主缆的吊索上并纵向连接成连续钢梁骨架，将预制混凝土桥面板铺设于所述连续钢梁骨架顶面，相邻所述预制混凝土桥面板之间形成湿接缝；</w:t>
       </w:r>
     </w:p>
     <w:p>
@@ -3364,7 +3364,7 @@
         <w:rPr>
           <w:rFonts w:ascii="Times New Roman" w:hAnsi="Times New Roman" w:eastAsia="宋体"/>
         </w:rPr>
-        <w:t>S2、沿纵桥向，以主缆跨中为基准，将相邻两根吊索之间的区段依次作为吊索节段并编号：位于所述跨中左侧的吊索节段依次编号为L1、L2直至Ln，编号增大的方向朝向左侧索塔；位于所述跨中右侧的吊索节段依次编号为R1、R2直至Rn，编号增大的方向朝向右侧索塔；n为跨中一侧吊索节段的数量；将编号相同的左侧吊索节段与右侧吊索节段作为对称节段对；沿纵桥向将各所述湿接缝依次编号为J1、J2直至Jp，p为湿接缝的总数；将位于吊索中心线两侧预设范围内的湿接缝作为吊索区湿接缝，将其余湿接缝作为非吊索区湿接缝；将编号为J1至Jp的各湿接缝按其纵向位置分别归属至编号为L1至Ln或R1至Rn的相应吊索节段；</w:t>
+        <w:t>S2、以主缆跨中为基准，将相邻两吊索之间的区段作为吊索节段并编号，跨中左侧为L1至Ln、右侧为R1至Rn，编号相同者作为对称节段对；将湿接缝编号为J1至Jp并归属至相应吊索节段；位于吊索中心线两侧预设范围内的为吊索区湿接缝，其余为非吊索区湿接缝；</w:t>
       </w:r>
     </w:p>
     <w:p>
@@ -3383,7 +3383,7 @@
         <w:rPr>
           <w:rFonts w:ascii="Times New Roman" w:hAnsi="Times New Roman" w:eastAsia="宋体"/>
         </w:rPr>
-        <w:t>S3、基于所述吊索节段的编号、所述湿接缝的编号及所述对称节段对，分批次进行第一阶段浇筑：将以跨中为中心、由编号连续的对称节段对组成并对称延伸的区段作为预设跨中区段，先浇筑所述预设跨中区段内各吊索节段所归属的非吊索区湿接缝，得到尚未浇筑的其余非吊索区湿接缝；再对所述其余非吊索区湿接缝循环进行隔仓浇筑和回填浇筑，直至所述其余非吊索区湿接缝全部浇筑完成；每一浇筑批次同步浇筑同一对称节段对中尚未浇筑的非吊索区湿接缝；所述隔仓浇筑为由跨中向两侧索塔分多个浇筑批次选取对称节段对并浇筑其所归属的非吊索区湿接缝，本批次所选取对称节段对的吊索节段编号与上一浇筑批次所浇筑对称节段对的吊索节段编号之差的绝对值不小于2，且本轮隔仓浇筑中任意两个已浇筑对称节段对的吊索节段编号之差的绝对值均不小于2，将本轮隔仓浇筑中未被选取浇筑的对称节段对作为被跳过的对称节段对；所述回填浇筑为在所述隔仓浇筑之后，由跨中向两侧索塔分多个浇筑批次对称浇筑所述被跳过的对称节段对中尚未浇筑的非吊索区湿接缝；</w:t>
+        <w:t>S3、基于所述编号进行第一阶段浇筑：先浇筑以跨中为中心对称延伸的预设跨中区段内非吊索区湿接缝，得到其余非吊索区湿接缝；再循环进行隔仓浇筑和回填浇筑，直至所述其余非吊索区湿接缝全部浇完；每批次同步浇筑同一对称节段对中尚未浇筑的非吊索区湿接缝；隔仓浇筑时相邻批次的吊索节段编号差的绝对值不小于2，本轮未选取的对称节段对作为被跳过的对称节段对；回填浇筑在隔仓浇筑之后浇筑所述被跳过的对称节段对；</w:t>
       </w:r>
     </w:p>
     <w:p>
@@ -3415,7 +3415,7 @@
         <w:rPr>
           <w:rFonts w:ascii="Times New Roman" w:hAnsi="Times New Roman" w:eastAsia="宋体"/>
         </w:rPr>
-        <w:t>S4、基于所述第一阶段浇筑完成的非吊索区湿接缝，在所述第一阶段的湿接缝混凝土达到预设强度的情况下，开始第二阶段浇筑：由跨中向两侧索塔分多个浇筑批次对称浇筑各吊索节段所归属的吊索区湿接缝，每一浇筑批次同步浇筑同一对称节段对中尚未浇筑的吊索区湿接缝，直至全部已编号的湿接缝浇筑完成并形成组合截面。</w:t>
+        <w:t>S4、在第一阶段湿接缝混凝土达到预设强度的情况下，开始第二阶段浇筑，分批次对称浇筑吊索区湿接缝，直至全部已编号湿接缝浇筑完成并形成组合截面。</w:t>
       </w:r>
     </w:p>
     <w:p>

--- a/cases/PA26-1238-I-A/一种悬索桥钢混组合梁原位叠合浇筑施工方法-权利要求修订稿.docx
+++ b/cases/PA26-1238-I-A/一种悬索桥钢混组合梁原位叠合浇筑施工方法-权利要求修订稿.docx
@@ -895,7 +895,7 @@
         <w:rPr>
           <w:rFonts w:ascii="Times New Roman" w:hAnsi="Times New Roman" w:eastAsia="宋体"/>
         </w:rPr>
-        <w:t>S34、每一浇筑批次开始前，获取主缆跨中相对湿接缝浇筑前标高的当前竖向位移δ，向下为正；</w:t>
+        <w:t>S31、隔仓浇筑的每一浇筑批次开始前，获取主缆跨中相对湿接缝开始浇筑前同一测点标高的当前竖向位移δ，向下为正；</w:t>
       </w:r>
     </w:p>
     <w:p>
@@ -921,7 +921,7 @@
         <w:rPr>
           <w:rFonts w:ascii="Times New Roman" w:hAnsi="Times New Roman" w:eastAsia="宋体"/>
         </w:rPr>
-        <w:t>S35、获得各吊索节段单位浇筑荷载对跨中竖向位移的影响系数ηₖ,ₘ，所述影响系数ηₖ,ₘ与δ同向为正，针对尚未浇筑的各对称节段对k，按δₖ＝δ＋Σₘ(Vₖ,ₘ·ηₖ,ₘ)计算预估跨中竖向位移δₖ，其中Vₖ,ₘ为对称节段对k中第m个吊索节段所归属湿接缝的计划浇筑方量；</w:t>
+        <w:t>S32、针对尚未浇筑的各对称节段对k，获得对称节段对k中第m个吊索节段的单位浇筑方量对跨中竖向位移的影响系数ηₖ,ₘ，所述影响系数ηₖ,ₘ与δ同向为正，m遍历所述对称节段对k中的各吊索节段；将第m个吊索节段所归属的、本批次拟浇筑的尚未浇筑非吊索区湿接缝的预先确定的计划浇筑方量作为Vₖ,ₘ，按δₖ＝δ＋Σₘ(Vₖ,ₘ·ηₖ,ₘ)计算预估跨中竖向位移δₖ；</w:t>
       </w:r>
     </w:p>
     <w:p>
@@ -947,7 +947,7 @@
         <w:rPr>
           <w:rFonts w:ascii="Times New Roman" w:hAnsi="Times New Roman" w:eastAsia="宋体"/>
         </w:rPr>
-        <w:t>S36、在尚未浇筑、且吊索节段编号与上一浇筑批次所浇筑对称节段对的吊索节段编号之差的绝对值不小于2、并与本轮隔仓浇筑中已浇筑对称节段对的吊索节段编号之差的绝对值均不小于2的各对称节段对中，选取使δₖ最接近0的对称节段对作为本批次浇筑对象，并同步浇筑该对称节段对中尚未浇筑的非吊索区湿接缝；本轮隔仓浇筑的首个浇筑批次仅要求与上一浇筑批次的吊索节段编号之差的绝对值不小于2；S37、重复S34至S36，直至不存在同时满足S36所述编号差约束的尚未浇筑对称节段对，将本轮隔仓浇筑中未被选取浇筑的对称节段对作为被跳过的对称节段对；S38、在所述隔仓浇筑之后，对所述被跳过的对称节段对，由跨中向两侧索塔按吊索节段编号分多个浇筑批次，对称浇筑其中尚未浇筑的非吊索区湿接缝；S39、重复S34至S38，直至所述其余非吊索区湿接缝全部浇筑完成。</w:t>
+        <w:t>S33、自尚未浇筑的对称节段对中，将吊索节段编号与上一浇筑批次所浇筑对称节段对的吊索节段编号差的绝对值不小于2的对称节段对作为候选对称节段对，所述上一浇筑批次为最近一次已完成浇筑的对称节段对；在本轮隔仓浇筑中已存在已浇筑对称节段对的情况下，仅保留吊索节段编号与本轮隔仓浇筑中已浇筑的各对称节段对的吊索节段编号差的绝对值均不小于2的候选对称节段对；在所述候选对称节段对中选取使δₖ最接近0的对称节段对作为本批次浇筑对象；在存在多个使δₖ最接近0的对称节段对的情况下，选取吊索节段编号最小的对称节段对作为本批次浇筑对象；同步浇筑所述本批次浇筑对象中尚未浇筑的非吊索区湿接缝；S34、重复S31至S33，直至不存在所述候选对称节段对，将本轮开始时尚未浇筑且本轮隔仓浇筑中未被选取的对称节段对作为被跳过的对称节段对；S35、在所述隔仓浇筑之后进行回填浇筑，对所述被跳过的对称节段对，由跨中向两侧索塔按吊索节段编号分批次，对称浇筑所述被跳过的对称节段对中尚未浇筑的非吊索区湿接缝；S36、在所述回填浇筑完成后仍存在尚未浇筑的其余非吊索区湿接缝的情况下，重复S31至S35，直至所述其余非吊索区湿接缝全部浇筑完成。</w:t>
       </w:r>
     </w:p>
     <w:p>
@@ -2299,7 +2299,7 @@
         <w:rPr>
           <w:rFonts w:ascii="Times New Roman" w:hAnsi="Times New Roman" w:eastAsia="宋体"/>
         </w:rPr>
-        <w:t>S34、每一浇筑批次开始前，获取主缆跨中相对湿接缝浇筑前标高的当前竖向位移δ，向下为正；</w:t>
+        <w:t>S31、隔仓浇筑的每一浇筑批次开始前，获取主缆跨中相对湿接缝开始浇筑前同一测点标高的当前竖向位移δ，向下为正；</w:t>
       </w:r>
     </w:p>
     <w:p>
@@ -2325,7 +2325,7 @@
         <w:rPr>
           <w:rFonts w:ascii="Times New Roman" w:hAnsi="Times New Roman" w:eastAsia="宋体"/>
         </w:rPr>
-        <w:t>S35、获得各吊索节段单位浇筑荷载对跨中竖向位移的影响系数ηₖ,ₘ，所述影响系数ηₖ,ₘ与δ同向为正，针对尚未浇筑的各对称节段对k，按δₖ＝δ＋Σₘ(Vₖ,ₘ·ηₖ,ₘ)计算预估跨中竖向位移δₖ，其中Vₖ,ₘ为对称节段对k中第m个吊索节段所归属湿接缝的计划浇筑方量；</w:t>
+        <w:t>S32、针对尚未浇筑的各对称节段对k，获得对称节段对k中第m个吊索节段的单位浇筑方量对跨中竖向位移的影响系数ηₖ,ₘ，所述影响系数ηₖ,ₘ与δ同向为正，m遍历所述对称节段对k中的各吊索节段；将第m个吊索节段所归属的、本批次拟浇筑的尚未浇筑非吊索区湿接缝的预先确定的计划浇筑方量作为Vₖ,ₘ，按δₖ＝δ＋Σₘ(Vₖ,ₘ·ηₖ,ₘ)计算预估跨中竖向位移δₖ；</w:t>
       </w:r>
     </w:p>
     <w:p>
@@ -2351,7 +2351,7 @@
         <w:rPr>
           <w:rFonts w:ascii="Times New Roman" w:hAnsi="Times New Roman" w:eastAsia="宋体"/>
         </w:rPr>
-        <w:t>S36、在尚未浇筑、且吊索节段编号与上一浇筑批次所浇筑对称节段对的吊索节段编号之差的绝对值不小于2、并与本轮隔仓浇筑中已浇筑对称节段对的吊索节段编号之差的绝对值均不小于2的各对称节段对中，选取使δₖ最接近0的对称节段对作为本批次浇筑对象，并同步浇筑该对称节段对中尚未浇筑的非吊索区湿接缝；本轮隔仓浇筑的首个浇筑批次仅要求与上一浇筑批次的吊索节段编号之差的绝对值不小于2；S37、重复S34至S36，直至不存在同时满足S36所述编号差约束的尚未浇筑对称节段对，将本轮隔仓浇筑中未被选取浇筑的对称节段对作为被跳过的对称节段对；S38、在所述隔仓浇筑之后，对所述被跳过的对称节段对，由跨中向两侧索塔按吊索节段编号分多个浇筑批次，对称浇筑其中尚未浇筑的非吊索区湿接缝；S39、重复S34至S38，直至所述其余非吊索区湿接缝全部浇筑完成。</w:t>
+        <w:t>S33、自尚未浇筑的对称节段对中，将吊索节段编号与上一浇筑批次所浇筑对称节段对的吊索节段编号差的绝对值不小于2的对称节段对作为候选对称节段对，所述上一浇筑批次为最近一次已完成浇筑的对称节段对；在本轮隔仓浇筑中已存在已浇筑对称节段对的情况下，仅保留吊索节段编号与本轮隔仓浇筑中已浇筑的各对称节段对的吊索节段编号差的绝对值均不小于2的候选对称节段对；在所述候选对称节段对中选取使δₖ最接近0的对称节段对作为本批次浇筑对象；在存在多个使δₖ最接近0的对称节段对的情况下，选取吊索节段编号最小的对称节段对作为本批次浇筑对象；同步浇筑所述本批次浇筑对象中尚未浇筑的非吊索区湿接缝；S34、重复S31至S33，直至不存在所述候选对称节段对，将本轮开始时尚未浇筑且本轮隔仓浇筑中未被选取的对称节段对作为被跳过的对称节段对；S35、在所述隔仓浇筑之后进行回填浇筑，对所述被跳过的对称节段对，由跨中向两侧索塔按吊索节段编号分批次，对称浇筑所述被跳过的对称节段对中尚未浇筑的非吊索区湿接缝；S36、在所述回填浇筑完成后仍存在尚未浇筑的其余非吊索区湿接缝的情况下，重复S31至S35，直至所述其余非吊索区湿接缝全部浇筑完成。</w:t>
       </w:r>
     </w:p>
     <w:p>
@@ -4197,7 +4197,7 @@
         <w:rPr>
           <w:rFonts w:ascii="Times New Roman" w:hAnsi="Times New Roman" w:eastAsia="宋体"/>
         </w:rPr>
-        <w:t>S34、每一浇筑批次开始前，获取主缆跨中相对湿接缝浇筑前标高的当前竖向位移δ，向下为正；</w:t>
+        <w:t>S31、隔仓浇筑的每一浇筑批次开始前，获取主缆跨中相对湿接缝开始浇筑前同一测点标高的当前竖向位移δ，向下为正；</w:t>
       </w:r>
     </w:p>
     <w:p>
@@ -4223,7 +4223,7 @@
         <w:rPr>
           <w:rFonts w:ascii="Times New Roman" w:hAnsi="Times New Roman" w:eastAsia="宋体"/>
         </w:rPr>
-        <w:t>S35、获得各吊索节段单位浇筑荷载对跨中竖向位移的影响系数ηₖ,ₘ，所述影响系数ηₖ,ₘ与δ同向为正，针对尚未浇筑的各对称节段对k，按δₖ＝δ＋Σₘ(Vₖ,ₘ·ηₖ,ₘ)计算预估跨中竖向位移δₖ，其中Vₖ,ₘ为对称节段对k中第m个吊索节段所归属湿接缝的计划浇筑方量；</w:t>
+        <w:t>S32、针对尚未浇筑的各对称节段对k，获得对称节段对k中第m个吊索节段的单位浇筑方量对跨中竖向位移的影响系数ηₖ,ₘ，所述影响系数ηₖ,ₘ与δ同向为正，m遍历所述对称节段对k中的各吊索节段；将第m个吊索节段所归属的、本批次拟浇筑的尚未浇筑非吊索区湿接缝的预先确定的计划浇筑方量作为Vₖ,ₘ，按δₖ＝δ＋Σₘ(Vₖ,ₘ·ηₖ,ₘ)计算预估跨中竖向位移δₖ；</w:t>
       </w:r>
     </w:p>
     <w:p>
@@ -4249,7 +4249,7 @@
         <w:rPr>
           <w:rFonts w:ascii="Times New Roman" w:hAnsi="Times New Roman" w:eastAsia="宋体"/>
         </w:rPr>
-        <w:t>S36、在尚未浇筑、且吊索节段编号与上一浇筑批次所浇筑对称节段对的吊索节段编号之差的绝对值不小于2、并与本轮隔仓浇筑中已浇筑对称节段对的吊索节段编号之差的绝对值均不小于2的各对称节段对中，选取使δₖ最接近0的对称节段对作为本批次浇筑对象，并同步浇筑该对称节段对中尚未浇筑的非吊索区湿接缝；本轮隔仓浇筑的首个浇筑批次仅要求与上一浇筑批次的吊索节段编号之差的绝对值不小于2；S37、重复S34至S36，直至不存在同时满足S36所述编号差约束的尚未浇筑对称节段对，将本轮隔仓浇筑中未被选取浇筑的对称节段对作为被跳过的对称节段对；S38、在所述隔仓浇筑之后，对所述被跳过的对称节段对，由跨中向两侧索塔按吊索节段编号分多个浇筑批次，对称浇筑其中尚未浇筑的非吊索区湿接缝；S39、重复S34至S38，直至所述其余非吊索区湿接缝全部浇筑完成。</w:t>
+        <w:t>S33、自尚未浇筑的对称节段对中，将吊索节段编号与上一浇筑批次所浇筑对称节段对的吊索节段编号差的绝对值不小于2的对称节段对作为候选对称节段对，所述上一浇筑批次为最近一次已完成浇筑的对称节段对；在本轮隔仓浇筑中已存在已浇筑对称节段对的情况下，仅保留吊索节段编号与本轮隔仓浇筑中已浇筑的各对称节段对的吊索节段编号差的绝对值均不小于2的候选对称节段对；在所述候选对称节段对中选取使δₖ最接近0的对称节段对作为本批次浇筑对象；在存在多个使δₖ最接近0的对称节段对的情况下，选取吊索节段编号最小的对称节段对作为本批次浇筑对象；同步浇筑所述本批次浇筑对象中尚未浇筑的非吊索区湿接缝；S34、重复S31至S33，直至不存在所述候选对称节段对，将本轮开始时尚未浇筑且本轮隔仓浇筑中未被选取的对称节段对作为被跳过的对称节段对；S35、在所述隔仓浇筑之后进行回填浇筑，对所述被跳过的对称节段对，由跨中向两侧索塔按吊索节段编号分批次，对称浇筑所述被跳过的对称节段对中尚未浇筑的非吊索区湿接缝；S36、在所述回填浇筑完成后仍存在尚未浇筑的其余非吊索区湿接缝的情况下，重复S31至S35，直至所述其余非吊索区湿接缝全部浇筑完成。</w:t>
       </w:r>
     </w:p>
     <w:p>
@@ -4275,7 +4275,7 @@
         <w:rPr>
           <w:rFonts w:ascii="Times New Roman" w:hAnsi="Times New Roman" w:eastAsia="宋体"/>
         </w:rPr>
-        <w:t>本实施例中，所述当前竖向位移δ是指每一浇筑批次开始前，主缆跨中标高相对湿接缝浇筑开始前同一测点标高的竖向改变量，向下为正、向上为负，用于表征跨中相对浇筑起点已累积的下沉或抬升。所述对称节段对k是指编号相同的左侧吊索节段Lk与右侧吊索节段Rk，拟在同一批次同步浇筑其所归属的非吊索区湿接缝。所述影响系数ηₖ,ₘ是指对称节段对k中第m个吊索节段在单位浇筑荷载作用下引起的跨中竖向位移响应；其符号与δ同向约定为正，即该节段加载使跨中继续下沉时ηₖ,ₘ为正，使跨中抬升时ηₖ,ₘ为负。所述预估跨中竖向位移δₖ是指假定本批次浇筑该对称节段对后，在现有δ基础上叠加各吊索节段计划方量与相应影响系数之积后得到的跨中竖向位移预估值。</w:t>
+        <w:t>本实施例中，所述当前竖向位移δ是指隔仓浇筑的每一浇筑批次开始前，主缆跨中标高相对湿接缝开始浇筑前同一测点标高的竖向改变量，向下为正、向上为负，用于表征跨中相对浇筑起点已累积的下沉或抬升。所述对称节段对k是指编号相同的左侧吊索节段Lk与右侧吊索节段Rk，拟在同一批次同步浇筑其所归属的尚未浇筑非吊索区湿接缝。所述影响系数ηₖ,ₘ是指对称节段对k中第m个吊索节段在单位浇筑方量作用下引起的跨中竖向位移响应；其符号与δ同向约定为正，即该节段加载使跨中继续下沉时ηₖ,ₘ为正，使跨中抬升时ηₖ,ₘ为负。所述预估跨中竖向位移δₖ是指假定本批次浇筑该对称节段对中拟浇筑的尚未浇筑非吊索区湿接缝后，在现有δ基础上叠加各吊索节段该部分计划方量与相应影响系数之积后得到的跨中竖向位移预估值。</w:t>
       </w:r>
     </w:p>
     <w:p>
@@ -4853,7 +4853,7 @@
         <w:rPr>
           <w:rFonts w:ascii="Times New Roman" w:hAnsi="Times New Roman" w:eastAsia="宋体"/>
         </w:rPr>
-        <w:t>对每一尚未浇筑且满足对称要求的节段对k，按其计划浇筑方量Vₖ,ₘ计算δₖ＝δ＋Σₘ(Vₖ,ₘ·ηₖ,ₘ)。该式将当前已发生的跨中位移与本批次计划加载将新增的跨中位移相加，得到若浇筑该节段对后的跨中位移预估，供批次间比选。</w:t>
+        <w:t>对每一尚未浇筑且满足对称要求的节段对k，按本批次拟浇筑的尚未浇筑非吊索区湿接缝的预先确定计划浇筑方量Vₖ,ₘ计算δₖ＝δ＋Σₘ(Vₖ,ₘ·ηₖ,ₘ)，m遍历该对称节段对中的各吊索节段。该式将当前已发生的跨中位移与本批次计划加载将新增的跨中位移相加，得到若浇筑该节段对后的跨中位移预估，供批次间比选。</w:t>
       </w:r>
     </w:p>
     <w:p>
@@ -4879,7 +4879,7 @@
         <w:rPr>
           <w:rFonts w:ascii="Times New Roman" w:hAnsi="Times New Roman" w:eastAsia="宋体"/>
         </w:rPr>
-        <w:t>在候选集合上再施加隔仓约束：仅保留吊索节段编号与上一浇筑批次所浇筑对称节段对的吊索节段编号之差的绝对值不小于2、且与本轮隔仓浇筑中已浇筑对称节段对的编号之差的绝对值均不小于2的对称节段对，以避免连续相邻区段同步硬化造成局部刚度突变和变形集中。然后在该集合中选取使δₖ最接近0的对称节段对作为本批次浇筑对象。重复该比选与浇筑，直至不存在仍满足隔仓编号差约束的尚未浇筑对称节段对，本轮未被选取的对称节段对即作为被跳过的对称节段对。随后转入回填浇筑：由跨中向两侧索塔按编号分批次对称浇筑所述被跳过的对称节段对中尚未浇筑的非吊索区湿接缝。完成一轮隔仓浇筑和回填浇筑后，若仍存在尚未浇筑的其余非吊索区湿接缝，则重复隔仓浇筑和回填浇筑，直至全部浇筑完成。选取最接近0而非简单按里程推进，是为了在每一隔仓批次都尽量把跨中位移往零位收敛；若始终浇筑使|δₖ|增大的节段对，则跨中位移会单向累积，失去免配重条件下的对消效果。</w:t>
+        <w:t>在候选集合上再施加隔仓约束：仅保留吊索节段编号与上一浇筑批次所浇筑对称节段对的吊索节段编号差的绝对值不小于2、且与本轮隔仓浇筑中已浇筑对称节段对的编号差的绝对值均不小于2的对称节段对，以避免连续相邻区段同步硬化造成局部刚度突变和变形集中；上一浇筑批次为最近一次已完成浇筑的对称节段对。然后在该集合中选取使δₖ最接近0的对称节段对作为本批次浇筑对象；存在多个使δₖ最接近0的对称节段对时，选取吊索节段编号最小的对称节段对。重复该比选与浇筑，直至不存在仍满足隔仓编号差约束的尚未浇筑对称节段对，本轮开始时尚未浇筑且本轮隔仓浇筑中未被选取的对称节段对即作为被跳过的对称节段对。随后转入回填浇筑：由跨中向两侧索塔按编号分批次对称浇筑所述被跳过的对称节段对中尚未浇筑的非吊索区湿接缝。完成一轮隔仓浇筑和回填浇筑后，在仍存在尚未浇筑的其余非吊索区湿接缝的情况下，重复隔仓浇筑和回填浇筑，直至全部浇筑完成。选取最接近0而非简单按里程推进，是为了在每一隔仓批次都尽量把跨中位移往零位收敛；若始终浇筑使|δₖ|增大的节段对，则跨中位移会单向累积，失去免配重条件下的对消效果。</w:t>
       </w:r>
     </w:p>
     <w:p>

--- a/cases/PA26-1238-I-A/一种悬索桥钢混组合梁原位叠合浇筑施工方法-权利要求修订稿.docx
+++ b/cases/PA26-1238-I-A/一种悬索桥钢混组合梁原位叠合浇筑施工方法-权利要求修订稿.docx
@@ -947,7 +947,7 @@
         <w:rPr>
           <w:rFonts w:ascii="Times New Roman" w:hAnsi="Times New Roman" w:eastAsia="宋体"/>
         </w:rPr>
-        <w:t>S33、自尚未浇筑的对称节段对中，将吊索节段编号与上一浇筑批次所浇筑对称节段对的吊索节段编号差的绝对值不小于2的对称节段对作为候选对称节段对，所述上一浇筑批次为最近一次已完成浇筑的对称节段对；在本轮隔仓浇筑中已存在已浇筑对称节段对的情况下，仅保留吊索节段编号与本轮隔仓浇筑中已浇筑的各对称节段对的吊索节段编号差的绝对值均不小于2的候选对称节段对；在所述候选对称节段对中选取使δₖ最接近0的对称节段对作为本批次浇筑对象；在存在多个使δₖ最接近0的对称节段对的情况下，选取吊索节段编号最小的对称节段对作为本批次浇筑对象；同步浇筑所述本批次浇筑对象中尚未浇筑的非吊索区湿接缝；S34、重复S31至S33，直至不存在所述候选对称节段对，将本轮开始时尚未浇筑且本轮隔仓浇筑中未被选取的对称节段对作为被跳过的对称节段对；S35、在所述隔仓浇筑之后进行回填浇筑，对所述被跳过的对称节段对，由跨中向两侧索塔按吊索节段编号分批次，对称浇筑所述被跳过的对称节段对中尚未浇筑的非吊索区湿接缝；S36、在所述回填浇筑完成后仍存在尚未浇筑的其余非吊索区湿接缝的情况下，重复S31至S35，直至所述其余非吊索区湿接缝全部浇筑完成。</w:t>
+        <w:t>S33、以最近一次已完成浇筑的对称节段对作为上一浇筑批次；自尚未浇筑的对称节段对中，将吊索节段编号与所述上一浇筑批次的吊索节段编号差的绝对值不小于2的对称节段对作为候选对称节段对；在本轮隔仓浇筑中已存在已浇筑对称节段对的情况下，仅保留吊索节段编号与本轮隔仓浇筑中已浇筑的各对称节段对的吊索节段编号差的绝对值均不小于2的候选对称节段对；在所述候选对称节段对中选取使δₖ最接近0的对称节段对作为本批次浇筑对象；在存在多个使δₖ最接近0的对称节段对的情况下，选取吊索节段编号最小的对称节段对作为本批次浇筑对象；同步浇筑所述本批次浇筑对象中尚未浇筑的非吊索区湿接缝；S34、重复S31至S33，直至不存在所述候选对称节段对，将本轮开始时尚未浇筑且本轮隔仓浇筑中未被选取的对称节段对作为被跳过的对称节段对；S35、在所述隔仓浇筑之后进行回填浇筑，对所述被跳过的对称节段对，由跨中向两侧索塔按吊索节段编号分批次，对称浇筑所述被跳过的对称节段对中尚未浇筑的非吊索区湿接缝；S36、在所述回填浇筑完成后仍存在尚未浇筑的其余非吊索区湿接缝的情况下，重复S31至S35，直至所述其余非吊索区湿接缝全部浇筑完成。</w:t>
       </w:r>
     </w:p>
     <w:p>
@@ -2351,7 +2351,7 @@
         <w:rPr>
           <w:rFonts w:ascii="Times New Roman" w:hAnsi="Times New Roman" w:eastAsia="宋体"/>
         </w:rPr>
-        <w:t>S33、自尚未浇筑的对称节段对中，将吊索节段编号与上一浇筑批次所浇筑对称节段对的吊索节段编号差的绝对值不小于2的对称节段对作为候选对称节段对，所述上一浇筑批次为最近一次已完成浇筑的对称节段对；在本轮隔仓浇筑中已存在已浇筑对称节段对的情况下，仅保留吊索节段编号与本轮隔仓浇筑中已浇筑的各对称节段对的吊索节段编号差的绝对值均不小于2的候选对称节段对；在所述候选对称节段对中选取使δₖ最接近0的对称节段对作为本批次浇筑对象；在存在多个使δₖ最接近0的对称节段对的情况下，选取吊索节段编号最小的对称节段对作为本批次浇筑对象；同步浇筑所述本批次浇筑对象中尚未浇筑的非吊索区湿接缝；S34、重复S31至S33，直至不存在所述候选对称节段对，将本轮开始时尚未浇筑且本轮隔仓浇筑中未被选取的对称节段对作为被跳过的对称节段对；S35、在所述隔仓浇筑之后进行回填浇筑，对所述被跳过的对称节段对，由跨中向两侧索塔按吊索节段编号分批次，对称浇筑所述被跳过的对称节段对中尚未浇筑的非吊索区湿接缝；S36、在所述回填浇筑完成后仍存在尚未浇筑的其余非吊索区湿接缝的情况下，重复S31至S35，直至所述其余非吊索区湿接缝全部浇筑完成。</w:t>
+        <w:t>S33、以最近一次已完成浇筑的对称节段对作为上一浇筑批次；自尚未浇筑的对称节段对中，将吊索节段编号与所述上一浇筑批次的吊索节段编号差的绝对值不小于2的对称节段对作为候选对称节段对；在本轮隔仓浇筑中已存在已浇筑对称节段对的情况下，仅保留吊索节段编号与本轮隔仓浇筑中已浇筑的各对称节段对的吊索节段编号差的绝对值均不小于2的候选对称节段对；在所述候选对称节段对中选取使δₖ最接近0的对称节段对作为本批次浇筑对象；在存在多个使δₖ最接近0的对称节段对的情况下，选取吊索节段编号最小的对称节段对作为本批次浇筑对象；同步浇筑所述本批次浇筑对象中尚未浇筑的非吊索区湿接缝；S34、重复S31至S33，直至不存在所述候选对称节段对，将本轮开始时尚未浇筑且本轮隔仓浇筑中未被选取的对称节段对作为被跳过的对称节段对；S35、在所述隔仓浇筑之后进行回填浇筑，对所述被跳过的对称节段对，由跨中向两侧索塔按吊索节段编号分批次，对称浇筑所述被跳过的对称节段对中尚未浇筑的非吊索区湿接缝；S36、在所述回填浇筑完成后仍存在尚未浇筑的其余非吊索区湿接缝的情况下，重复S31至S35，直至所述其余非吊索区湿接缝全部浇筑完成。</w:t>
       </w:r>
     </w:p>
     <w:p>
@@ -4249,7 +4249,7 @@
         <w:rPr>
           <w:rFonts w:ascii="Times New Roman" w:hAnsi="Times New Roman" w:eastAsia="宋体"/>
         </w:rPr>
-        <w:t>S33、自尚未浇筑的对称节段对中，将吊索节段编号与上一浇筑批次所浇筑对称节段对的吊索节段编号差的绝对值不小于2的对称节段对作为候选对称节段对，所述上一浇筑批次为最近一次已完成浇筑的对称节段对；在本轮隔仓浇筑中已存在已浇筑对称节段对的情况下，仅保留吊索节段编号与本轮隔仓浇筑中已浇筑的各对称节段对的吊索节段编号差的绝对值均不小于2的候选对称节段对；在所述候选对称节段对中选取使δₖ最接近0的对称节段对作为本批次浇筑对象；在存在多个使δₖ最接近0的对称节段对的情况下，选取吊索节段编号最小的对称节段对作为本批次浇筑对象；同步浇筑所述本批次浇筑对象中尚未浇筑的非吊索区湿接缝；S34、重复S31至S33，直至不存在所述候选对称节段对，将本轮开始时尚未浇筑且本轮隔仓浇筑中未被选取的对称节段对作为被跳过的对称节段对；S35、在所述隔仓浇筑之后进行回填浇筑，对所述被跳过的对称节段对，由跨中向两侧索塔按吊索节段编号分批次，对称浇筑所述被跳过的对称节段对中尚未浇筑的非吊索区湿接缝；S36、在所述回填浇筑完成后仍存在尚未浇筑的其余非吊索区湿接缝的情况下，重复S31至S35，直至所述其余非吊索区湿接缝全部浇筑完成。</w:t>
+        <w:t>S33、以最近一次已完成浇筑的对称节段对作为上一浇筑批次；自尚未浇筑的对称节段对中，将吊索节段编号与所述上一浇筑批次的吊索节段编号差的绝对值不小于2的对称节段对作为候选对称节段对；在本轮隔仓浇筑中已存在已浇筑对称节段对的情况下，仅保留吊索节段编号与本轮隔仓浇筑中已浇筑的各对称节段对的吊索节段编号差的绝对值均不小于2的候选对称节段对；在所述候选对称节段对中选取使δₖ最接近0的对称节段对作为本批次浇筑对象；在存在多个使δₖ最接近0的对称节段对的情况下，选取吊索节段编号最小的对称节段对作为本批次浇筑对象；同步浇筑所述本批次浇筑对象中尚未浇筑的非吊索区湿接缝；S34、重复S31至S33，直至不存在所述候选对称节段对，将本轮开始时尚未浇筑且本轮隔仓浇筑中未被选取的对称节段对作为被跳过的对称节段对；S35、在所述隔仓浇筑之后进行回填浇筑，对所述被跳过的对称节段对，由跨中向两侧索塔按吊索节段编号分批次，对称浇筑所述被跳过的对称节段对中尚未浇筑的非吊索区湿接缝；S36、在所述回填浇筑完成后仍存在尚未浇筑的其余非吊索区湿接缝的情况下，重复S31至S35，直至所述其余非吊索区湿接缝全部浇筑完成。</w:t>
       </w:r>
     </w:p>
     <w:p>
